--- a/Thesis/Licenta_QLearning_Unity.docx
+++ b/Thesis/Licenta_QLearning_Unity.docx
@@ -631,568 +631,150 @@
         <w:t xml:space="preserve">The following hyperparameters were used for training. They are exposed in the Unity inspector so that they can be adjusted without modifying the code.</w:t>
       </w:r>
     </w:p>
-    <w:tbl>
-      <w:tblPr>
-        <w:tblW w:type="pct" w:w="100%"/>
-        <w:tblBorders>
-          <w:top w:val="single" w:color="auto" w:sz="4"/>
-          <w:left w:val="single" w:color="auto" w:sz="4"/>
-          <w:bottom w:val="single" w:color="auto" w:sz="4"/>
-          <w:right w:val="single" w:color="auto" w:sz="4"/>
-          <w:insideH w:val="single" w:color="auto" w:sz="4"/>
-          <w:insideV w:val="single" w:color="auto" w:sz="4"/>
-        </w:tblBorders>
-      </w:tblPr>
-      <w:tblGrid>
-        <w:gridCol w:w="100"/>
-        <w:gridCol w:w="100"/>
-        <w:gridCol w:w="100"/>
-      </w:tblGrid>
-      <w:tr>
-        <w:tc>
-          <w:tcPr>
-            <w:tcW w:type="pct" w:w="33%"/>
-            <w:tcMar>
-              <w:top w:type="dxa" w:w="60"/>
-              <w:left w:type="dxa" w:w="100"/>
-              <w:bottom w:type="dxa" w:w="60"/>
-              <w:right w:type="dxa" w:w="100"/>
-            </w:tcMar>
-          </w:tcPr>
-          <w:p>
-            <w:r>
-              <w:rPr>
-                <w:b/>
-                <w:bCs/>
-                <w:sz w:val="20"/>
-                <w:szCs w:val="20"/>
-              </w:rPr>
-              <w:t xml:space="preserve">Hyperparameter</w:t>
-            </w:r>
-          </w:p>
-        </w:tc>
-        <w:tc>
-          <w:tcPr>
-            <w:tcW w:type="pct" w:w="33%"/>
-            <w:tcMar>
-              <w:top w:type="dxa" w:w="60"/>
-              <w:left w:type="dxa" w:w="100"/>
-              <w:bottom w:type="dxa" w:w="60"/>
-              <w:right w:type="dxa" w:w="100"/>
-            </w:tcMar>
-          </w:tcPr>
-          <w:p>
-            <w:r>
-              <w:rPr>
-                <w:b/>
-                <w:bCs/>
-                <w:sz w:val="20"/>
-                <w:szCs w:val="20"/>
-              </w:rPr>
-              <w:t xml:space="preserve">Symbol</w:t>
-            </w:r>
-          </w:p>
-        </w:tc>
-        <w:tc>
-          <w:tcPr>
-            <w:tcW w:type="pct" w:w="33%"/>
-            <w:tcMar>
-              <w:top w:type="dxa" w:w="60"/>
-              <w:left w:type="dxa" w:w="100"/>
-              <w:bottom w:type="dxa" w:w="60"/>
-              <w:right w:type="dxa" w:w="100"/>
-            </w:tcMar>
-          </w:tcPr>
-          <w:p>
-            <w:r>
-              <w:rPr>
-                <w:b/>
-                <w:bCs/>
-                <w:sz w:val="20"/>
-                <w:szCs w:val="20"/>
-              </w:rPr>
-              <w:t xml:space="preserve">Value</w:t>
-            </w:r>
-          </w:p>
-        </w:tc>
-      </w:tr>
-      <w:tr>
-        <w:tc>
-          <w:tcPr>
-            <w:tcW w:type="pct" w:w="33%"/>
-            <w:tcMar>
-              <w:top w:type="dxa" w:w="60"/>
-              <w:left w:type="dxa" w:w="100"/>
-              <w:bottom w:type="dxa" w:w="60"/>
-              <w:right w:type="dxa" w:w="100"/>
-            </w:tcMar>
-          </w:tcPr>
-          <w:p>
-            <w:r>
-              <w:rPr>
-                <w:b w:val="false"/>
-                <w:bCs w:val="false"/>
-                <w:sz w:val="20"/>
-                <w:szCs w:val="20"/>
-              </w:rPr>
-              <w:t xml:space="preserve">Learning rate</w:t>
-            </w:r>
-          </w:p>
-        </w:tc>
-        <w:tc>
-          <w:tcPr>
-            <w:tcW w:type="pct" w:w="33%"/>
-            <w:tcMar>
-              <w:top w:type="dxa" w:w="60"/>
-              <w:left w:type="dxa" w:w="100"/>
-              <w:bottom w:type="dxa" w:w="60"/>
-              <w:right w:type="dxa" w:w="100"/>
-            </w:tcMar>
-          </w:tcPr>
-          <w:p>
-            <w:r>
-              <w:rPr>
-                <w:b w:val="false"/>
-                <w:bCs w:val="false"/>
-                <w:sz w:val="20"/>
-                <w:szCs w:val="20"/>
-              </w:rPr>
-              <w:t xml:space="preserve">alpha</w:t>
-            </w:r>
-          </w:p>
-        </w:tc>
-        <w:tc>
-          <w:tcPr>
-            <w:tcW w:type="pct" w:w="33%"/>
-            <w:tcMar>
-              <w:top w:type="dxa" w:w="60"/>
-              <w:left w:type="dxa" w:w="100"/>
-              <w:bottom w:type="dxa" w:w="60"/>
-              <w:right w:type="dxa" w:w="100"/>
-            </w:tcMar>
-          </w:tcPr>
-          <w:p>
-            <w:r>
-              <w:rPr>
-                <w:b w:val="false"/>
-                <w:bCs w:val="false"/>
-                <w:sz w:val="20"/>
-                <w:szCs w:val="20"/>
-              </w:rPr>
-              <w:t xml:space="preserve">0.1</w:t>
-            </w:r>
-          </w:p>
-        </w:tc>
-      </w:tr>
-      <w:tr>
-        <w:tc>
-          <w:tcPr>
-            <w:tcW w:type="pct" w:w="33%"/>
-            <w:tcMar>
-              <w:top w:type="dxa" w:w="60"/>
-              <w:left w:type="dxa" w:w="100"/>
-              <w:bottom w:type="dxa" w:w="60"/>
-              <w:right w:type="dxa" w:w="100"/>
-            </w:tcMar>
-          </w:tcPr>
-          <w:p>
-            <w:r>
-              <w:rPr>
-                <w:b w:val="false"/>
-                <w:bCs w:val="false"/>
-                <w:sz w:val="20"/>
-                <w:szCs w:val="20"/>
-              </w:rPr>
-              <w:t xml:space="preserve">Discount factor</w:t>
-            </w:r>
-          </w:p>
-        </w:tc>
-        <w:tc>
-          <w:tcPr>
-            <w:tcW w:type="pct" w:w="33%"/>
-            <w:tcMar>
-              <w:top w:type="dxa" w:w="60"/>
-              <w:left w:type="dxa" w:w="100"/>
-              <w:bottom w:type="dxa" w:w="60"/>
-              <w:right w:type="dxa" w:w="100"/>
-            </w:tcMar>
-          </w:tcPr>
-          <w:p>
-            <w:r>
-              <w:rPr>
-                <w:b w:val="false"/>
-                <w:bCs w:val="false"/>
-                <w:sz w:val="20"/>
-                <w:szCs w:val="20"/>
-              </w:rPr>
-              <w:t xml:space="preserve">gamma</w:t>
-            </w:r>
-          </w:p>
-        </w:tc>
-        <w:tc>
-          <w:tcPr>
-            <w:tcW w:type="pct" w:w="33%"/>
-            <w:tcMar>
-              <w:top w:type="dxa" w:w="60"/>
-              <w:left w:type="dxa" w:w="100"/>
-              <w:bottom w:type="dxa" w:w="60"/>
-              <w:right w:type="dxa" w:w="100"/>
-            </w:tcMar>
-          </w:tcPr>
-          <w:p>
-            <w:r>
-              <w:rPr>
-                <w:b w:val="false"/>
-                <w:bCs w:val="false"/>
-                <w:sz w:val="20"/>
-                <w:szCs w:val="20"/>
-              </w:rPr>
-              <w:t xml:space="preserve">0.95</w:t>
-            </w:r>
-          </w:p>
-        </w:tc>
-      </w:tr>
-      <w:tr>
-        <w:tc>
-          <w:tcPr>
-            <w:tcW w:type="pct" w:w="33%"/>
-            <w:tcMar>
-              <w:top w:type="dxa" w:w="60"/>
-              <w:left w:type="dxa" w:w="100"/>
-              <w:bottom w:type="dxa" w:w="60"/>
-              <w:right w:type="dxa" w:w="100"/>
-            </w:tcMar>
-          </w:tcPr>
-          <w:p>
-            <w:r>
-              <w:rPr>
-                <w:b w:val="false"/>
-                <w:bCs w:val="false"/>
-                <w:sz w:val="20"/>
-                <w:szCs w:val="20"/>
-              </w:rPr>
-              <w:t xml:space="preserve">Initial exploration</w:t>
-            </w:r>
-          </w:p>
-        </w:tc>
-        <w:tc>
-          <w:tcPr>
-            <w:tcW w:type="pct" w:w="33%"/>
-            <w:tcMar>
-              <w:top w:type="dxa" w:w="60"/>
-              <w:left w:type="dxa" w:w="100"/>
-              <w:bottom w:type="dxa" w:w="60"/>
-              <w:right w:type="dxa" w:w="100"/>
-            </w:tcMar>
-          </w:tcPr>
-          <w:p>
-            <w:r>
-              <w:rPr>
-                <w:b w:val="false"/>
-                <w:bCs w:val="false"/>
-                <w:sz w:val="20"/>
-                <w:szCs w:val="20"/>
-              </w:rPr>
-              <w:t xml:space="preserve">epsilon</w:t>
-            </w:r>
-          </w:p>
-        </w:tc>
-        <w:tc>
-          <w:tcPr>
-            <w:tcW w:type="pct" w:w="33%"/>
-            <w:tcMar>
-              <w:top w:type="dxa" w:w="60"/>
-              <w:left w:type="dxa" w:w="100"/>
-              <w:bottom w:type="dxa" w:w="60"/>
-              <w:right w:type="dxa" w:w="100"/>
-            </w:tcMar>
-          </w:tcPr>
-          <w:p>
-            <w:r>
-              <w:rPr>
-                <w:b w:val="false"/>
-                <w:bCs w:val="false"/>
-                <w:sz w:val="20"/>
-                <w:szCs w:val="20"/>
-              </w:rPr>
-              <w:t xml:space="preserve">1.0</w:t>
-            </w:r>
-          </w:p>
-        </w:tc>
-      </w:tr>
-      <w:tr>
-        <w:tc>
-          <w:tcPr>
-            <w:tcW w:type="pct" w:w="33%"/>
-            <w:tcMar>
-              <w:top w:type="dxa" w:w="60"/>
-              <w:left w:type="dxa" w:w="100"/>
-              <w:bottom w:type="dxa" w:w="60"/>
-              <w:right w:type="dxa" w:w="100"/>
-            </w:tcMar>
-          </w:tcPr>
-          <w:p>
-            <w:r>
-              <w:rPr>
-                <w:b w:val="false"/>
-                <w:bCs w:val="false"/>
-                <w:sz w:val="20"/>
-                <w:szCs w:val="20"/>
-              </w:rPr>
-              <w:t xml:space="preserve">Minimum exploration</w:t>
-            </w:r>
-          </w:p>
-        </w:tc>
-        <w:tc>
-          <w:tcPr>
-            <w:tcW w:type="pct" w:w="33%"/>
-            <w:tcMar>
-              <w:top w:type="dxa" w:w="60"/>
-              <w:left w:type="dxa" w:w="100"/>
-              <w:bottom w:type="dxa" w:w="60"/>
-              <w:right w:type="dxa" w:w="100"/>
-            </w:tcMar>
-          </w:tcPr>
-          <w:p>
-            <w:r>
-              <w:rPr>
-                <w:b w:val="false"/>
-                <w:bCs w:val="false"/>
-                <w:sz w:val="20"/>
-                <w:szCs w:val="20"/>
-              </w:rPr>
-              <w:t xml:space="preserve">epsilon min</w:t>
-            </w:r>
-          </w:p>
-        </w:tc>
-        <w:tc>
-          <w:tcPr>
-            <w:tcW w:type="pct" w:w="33%"/>
-            <w:tcMar>
-              <w:top w:type="dxa" w:w="60"/>
-              <w:left w:type="dxa" w:w="100"/>
-              <w:bottom w:type="dxa" w:w="60"/>
-              <w:right w:type="dxa" w:w="100"/>
-            </w:tcMar>
-          </w:tcPr>
-          <w:p>
-            <w:r>
-              <w:rPr>
-                <w:b w:val="false"/>
-                <w:bCs w:val="false"/>
-                <w:sz w:val="20"/>
-                <w:szCs w:val="20"/>
-              </w:rPr>
-              <w:t xml:space="preserve">0.05</w:t>
-            </w:r>
-          </w:p>
-        </w:tc>
-      </w:tr>
-      <w:tr>
-        <w:tc>
-          <w:tcPr>
-            <w:tcW w:type="pct" w:w="33%"/>
-            <w:tcMar>
-              <w:top w:type="dxa" w:w="60"/>
-              <w:left w:type="dxa" w:w="100"/>
-              <w:bottom w:type="dxa" w:w="60"/>
-              <w:right w:type="dxa" w:w="100"/>
-            </w:tcMar>
-          </w:tcPr>
-          <w:p>
-            <w:r>
-              <w:rPr>
-                <w:b w:val="false"/>
-                <w:bCs w:val="false"/>
-                <w:sz w:val="20"/>
-                <w:szCs w:val="20"/>
-              </w:rPr>
-              <w:t xml:space="preserve">Exploration decay</w:t>
-            </w:r>
-          </w:p>
-        </w:tc>
-        <w:tc>
-          <w:tcPr>
-            <w:tcW w:type="pct" w:w="33%"/>
-            <w:tcMar>
-              <w:top w:type="dxa" w:w="60"/>
-              <w:left w:type="dxa" w:w="100"/>
-              <w:bottom w:type="dxa" w:w="60"/>
-              <w:right w:type="dxa" w:w="100"/>
-            </w:tcMar>
-          </w:tcPr>
-          <w:p>
-            <w:r>
-              <w:rPr>
-                <w:b w:val="false"/>
-                <w:bCs w:val="false"/>
-                <w:sz w:val="20"/>
-                <w:szCs w:val="20"/>
-              </w:rPr>
-              <w:t xml:space="preserve">decay</w:t>
-            </w:r>
-          </w:p>
-        </w:tc>
-        <w:tc>
-          <w:tcPr>
-            <w:tcW w:type="pct" w:w="33%"/>
-            <w:tcMar>
-              <w:top w:type="dxa" w:w="60"/>
-              <w:left w:type="dxa" w:w="100"/>
-              <w:bottom w:type="dxa" w:w="60"/>
-              <w:right w:type="dxa" w:w="100"/>
-            </w:tcMar>
-          </w:tcPr>
-          <w:p>
-            <w:r>
-              <w:rPr>
-                <w:b w:val="false"/>
-                <w:bCs w:val="false"/>
-                <w:sz w:val="20"/>
-                <w:szCs w:val="20"/>
-              </w:rPr>
-              <w:t xml:space="preserve">0.995</w:t>
-            </w:r>
-          </w:p>
-        </w:tc>
-      </w:tr>
-      <w:tr>
-        <w:tc>
-          <w:tcPr>
-            <w:tcW w:type="pct" w:w="33%"/>
-            <w:tcMar>
-              <w:top w:type="dxa" w:w="60"/>
-              <w:left w:type="dxa" w:w="100"/>
-              <w:bottom w:type="dxa" w:w="60"/>
-              <w:right w:type="dxa" w:w="100"/>
-            </w:tcMar>
-          </w:tcPr>
-          <w:p>
-            <w:r>
-              <w:rPr>
-                <w:b w:val="false"/>
-                <w:bCs w:val="false"/>
-                <w:sz w:val="20"/>
-                <w:szCs w:val="20"/>
-              </w:rPr>
-              <w:t xml:space="preserve">Episodes</w:t>
-            </w:r>
-          </w:p>
-        </w:tc>
-        <w:tc>
-          <w:tcPr>
-            <w:tcW w:type="pct" w:w="33%"/>
-            <w:tcMar>
-              <w:top w:type="dxa" w:w="60"/>
-              <w:left w:type="dxa" w:w="100"/>
-              <w:bottom w:type="dxa" w:w="60"/>
-              <w:right w:type="dxa" w:w="100"/>
-            </w:tcMar>
-          </w:tcPr>
-          <w:p>
-            <w:r>
-              <w:rPr>
-                <w:b w:val="false"/>
-                <w:bCs w:val="false"/>
-                <w:sz w:val="20"/>
-                <w:szCs w:val="20"/>
-              </w:rPr>
-              <w:t xml:space="preserve">-</w:t>
-            </w:r>
-          </w:p>
-        </w:tc>
-        <w:tc>
-          <w:tcPr>
-            <w:tcW w:type="pct" w:w="33%"/>
-            <w:tcMar>
-              <w:top w:type="dxa" w:w="60"/>
-              <w:left w:type="dxa" w:w="100"/>
-              <w:bottom w:type="dxa" w:w="60"/>
-              <w:right w:type="dxa" w:w="100"/>
-            </w:tcMar>
-          </w:tcPr>
-          <w:p>
-            <w:r>
-              <w:rPr>
-                <w:b w:val="false"/>
-                <w:bCs w:val="false"/>
-                <w:sz w:val="20"/>
-                <w:szCs w:val="20"/>
-              </w:rPr>
-              <w:t xml:space="preserve">2000</w:t>
-            </w:r>
-          </w:p>
-        </w:tc>
-      </w:tr>
-      <w:tr>
-        <w:tc>
-          <w:tcPr>
-            <w:tcW w:type="pct" w:w="33%"/>
-            <w:tcMar>
-              <w:top w:type="dxa" w:w="60"/>
-              <w:left w:type="dxa" w:w="100"/>
-              <w:bottom w:type="dxa" w:w="60"/>
-              <w:right w:type="dxa" w:w="100"/>
-            </w:tcMar>
-          </w:tcPr>
-          <w:p>
-            <w:r>
-              <w:rPr>
-                <w:b w:val="false"/>
-                <w:bCs w:val="false"/>
-                <w:sz w:val="20"/>
-                <w:szCs w:val="20"/>
-              </w:rPr>
-              <w:t xml:space="preserve">Max steps per episode</w:t>
-            </w:r>
-          </w:p>
-        </w:tc>
-        <w:tc>
-          <w:tcPr>
-            <w:tcW w:type="pct" w:w="33%"/>
-            <w:tcMar>
-              <w:top w:type="dxa" w:w="60"/>
-              <w:left w:type="dxa" w:w="100"/>
-              <w:bottom w:type="dxa" w:w="60"/>
-              <w:right w:type="dxa" w:w="100"/>
-            </w:tcMar>
-          </w:tcPr>
-          <w:p>
-            <w:r>
-              <w:rPr>
-                <w:b w:val="false"/>
-                <w:bCs w:val="false"/>
-                <w:sz w:val="20"/>
-                <w:szCs w:val="20"/>
-              </w:rPr>
-              <w:t xml:space="preserve">-</w:t>
-            </w:r>
-          </w:p>
-        </w:tc>
-        <w:tc>
-          <w:tcPr>
-            <w:tcW w:type="pct" w:w="33%"/>
-            <w:tcMar>
-              <w:top w:type="dxa" w:w="60"/>
-              <w:left w:type="dxa" w:w="100"/>
-              <w:bottom w:type="dxa" w:w="60"/>
-              <w:right w:type="dxa" w:w="100"/>
-            </w:tcMar>
-          </w:tcPr>
-          <w:p>
-            <w:r>
-              <w:rPr>
-                <w:b w:val="false"/>
-                <w:bCs w:val="false"/>
-                <w:sz w:val="20"/>
-                <w:szCs w:val="20"/>
-              </w:rPr>
-              <w:t xml:space="preserve">200</w:t>
-            </w:r>
-          </w:p>
-        </w:tc>
-      </w:tr>
-    </w:tbl>
+    <w:p>
+      <w:pPr>
+        <w:tabs>
+          <w:tab w:val="left" w:pos="4320"/>
+          <w:tab w:val="left" w:pos="6840"/>
+        </w:tabs>
+        <w:spacing w:after="40" w:line="264"/>
+      </w:pPr>
+      <w:r>
+        <w:rPr>
+          <w:b/>
+          <w:bCs/>
+          <w:sz w:val="21"/>
+          <w:szCs w:val="21"/>
+        </w:rPr>
+        <w:t xml:space="preserve">Hyperparameter	Symbol	Value</w:t>
+      </w:r>
+    </w:p>
+    <w:p>
+      <w:pPr>
+        <w:tabs>
+          <w:tab w:val="left" w:pos="4320"/>
+          <w:tab w:val="left" w:pos="6840"/>
+        </w:tabs>
+        <w:spacing w:after="40" w:line="264"/>
+      </w:pPr>
+      <w:r>
+        <w:rPr>
+          <w:b w:val="false"/>
+          <w:bCs w:val="false"/>
+          <w:sz w:val="21"/>
+          <w:szCs w:val="21"/>
+        </w:rPr>
+        <w:t xml:space="preserve">Learning rate	alpha	0.1</w:t>
+      </w:r>
+    </w:p>
+    <w:p>
+      <w:pPr>
+        <w:tabs>
+          <w:tab w:val="left" w:pos="4320"/>
+          <w:tab w:val="left" w:pos="6840"/>
+        </w:tabs>
+        <w:spacing w:after="40" w:line="264"/>
+      </w:pPr>
+      <w:r>
+        <w:rPr>
+          <w:b w:val="false"/>
+          <w:bCs w:val="false"/>
+          <w:sz w:val="21"/>
+          <w:szCs w:val="21"/>
+        </w:rPr>
+        <w:t xml:space="preserve">Discount factor	gamma	0.95</w:t>
+      </w:r>
+    </w:p>
+    <w:p>
+      <w:pPr>
+        <w:tabs>
+          <w:tab w:val="left" w:pos="4320"/>
+          <w:tab w:val="left" w:pos="6840"/>
+        </w:tabs>
+        <w:spacing w:after="40" w:line="264"/>
+      </w:pPr>
+      <w:r>
+        <w:rPr>
+          <w:b w:val="false"/>
+          <w:bCs w:val="false"/>
+          <w:sz w:val="21"/>
+          <w:szCs w:val="21"/>
+        </w:rPr>
+        <w:t xml:space="preserve">Initial exploration	epsilon	1.0</w:t>
+      </w:r>
+    </w:p>
+    <w:p>
+      <w:pPr>
+        <w:tabs>
+          <w:tab w:val="left" w:pos="4320"/>
+          <w:tab w:val="left" w:pos="6840"/>
+        </w:tabs>
+        <w:spacing w:after="40" w:line="264"/>
+      </w:pPr>
+      <w:r>
+        <w:rPr>
+          <w:b w:val="false"/>
+          <w:bCs w:val="false"/>
+          <w:sz w:val="21"/>
+          <w:szCs w:val="21"/>
+        </w:rPr>
+        <w:t xml:space="preserve">Minimum exploration	epsilon min	0.05</w:t>
+      </w:r>
+    </w:p>
+    <w:p>
+      <w:pPr>
+        <w:tabs>
+          <w:tab w:val="left" w:pos="4320"/>
+          <w:tab w:val="left" w:pos="6840"/>
+        </w:tabs>
+        <w:spacing w:after="40" w:line="264"/>
+      </w:pPr>
+      <w:r>
+        <w:rPr>
+          <w:b w:val="false"/>
+          <w:bCs w:val="false"/>
+          <w:sz w:val="21"/>
+          <w:szCs w:val="21"/>
+        </w:rPr>
+        <w:t xml:space="preserve">Exploration decay	decay	0.995</w:t>
+      </w:r>
+    </w:p>
+    <w:p>
+      <w:pPr>
+        <w:tabs>
+          <w:tab w:val="left" w:pos="4320"/>
+          <w:tab w:val="left" w:pos="6840"/>
+        </w:tabs>
+        <w:spacing w:after="40" w:line="264"/>
+      </w:pPr>
+      <w:r>
+        <w:rPr>
+          <w:b w:val="false"/>
+          <w:bCs w:val="false"/>
+          <w:sz w:val="21"/>
+          <w:szCs w:val="21"/>
+        </w:rPr>
+        <w:t xml:space="preserve">Episodes	-	2000</w:t>
+      </w:r>
+    </w:p>
+    <w:p>
+      <w:pPr>
+        <w:tabs>
+          <w:tab w:val="left" w:pos="4320"/>
+          <w:tab w:val="left" w:pos="6840"/>
+        </w:tabs>
+        <w:spacing w:after="40" w:line="264"/>
+      </w:pPr>
+      <w:r>
+        <w:rPr>
+          <w:b w:val="false"/>
+          <w:bCs w:val="false"/>
+          <w:sz w:val="21"/>
+          <w:szCs w:val="21"/>
+        </w:rPr>
+        <w:t xml:space="preserve">Max steps per episode	-	200</w:t>
+      </w:r>
+    </w:p>
     <w:p>
       <w:pPr>
         <w:spacing w:after="120"/>
@@ -1336,296 +918,78 @@
         <w:t xml:space="preserve">The numerical progress confirms this behaviour. Comparing the first 100 episodes with the last 100 episodes of a representative training run, the average reward increased from about -1.8 to about 0.84, the average number of steps to finish an episode dropped from roughly 57 to about 15, and the success rate rose from about half of the episodes to all of them.</w:t>
       </w:r>
     </w:p>
-    <w:tbl>
-      <w:tblPr>
-        <w:tblW w:type="pct" w:w="100%"/>
-        <w:tblBorders>
-          <w:top w:val="single" w:color="auto" w:sz="4"/>
-          <w:left w:val="single" w:color="auto" w:sz="4"/>
-          <w:bottom w:val="single" w:color="auto" w:sz="4"/>
-          <w:right w:val="single" w:color="auto" w:sz="4"/>
-          <w:insideH w:val="single" w:color="auto" w:sz="4"/>
-          <w:insideV w:val="single" w:color="auto" w:sz="4"/>
-        </w:tblBorders>
-      </w:tblPr>
-      <w:tblGrid>
-        <w:gridCol w:w="100"/>
-        <w:gridCol w:w="100"/>
-        <w:gridCol w:w="100"/>
-      </w:tblGrid>
-      <w:tr>
-        <w:tc>
-          <w:tcPr>
-            <w:tcW w:type="pct" w:w="33%"/>
-            <w:tcMar>
-              <w:top w:type="dxa" w:w="60"/>
-              <w:left w:type="dxa" w:w="100"/>
-              <w:bottom w:type="dxa" w:w="60"/>
-              <w:right w:type="dxa" w:w="100"/>
-            </w:tcMar>
-          </w:tcPr>
-          <w:p>
-            <w:r>
-              <w:rPr>
-                <w:b/>
-                <w:bCs/>
-                <w:sz w:val="20"/>
-                <w:szCs w:val="20"/>
-              </w:rPr>
-              <w:t xml:space="preserve">Metric</w:t>
-            </w:r>
-          </w:p>
-        </w:tc>
-        <w:tc>
-          <w:tcPr>
-            <w:tcW w:type="pct" w:w="33%"/>
-            <w:tcMar>
-              <w:top w:type="dxa" w:w="60"/>
-              <w:left w:type="dxa" w:w="100"/>
-              <w:bottom w:type="dxa" w:w="60"/>
-              <w:right w:type="dxa" w:w="100"/>
-            </w:tcMar>
-          </w:tcPr>
-          <w:p>
-            <w:r>
-              <w:rPr>
-                <w:b/>
-                <w:bCs/>
-                <w:sz w:val="20"/>
-                <w:szCs w:val="20"/>
-              </w:rPr>
-              <w:t xml:space="preserve">First 100 episodes</w:t>
-            </w:r>
-          </w:p>
-        </w:tc>
-        <w:tc>
-          <w:tcPr>
-            <w:tcW w:type="pct" w:w="33%"/>
-            <w:tcMar>
-              <w:top w:type="dxa" w:w="60"/>
-              <w:left w:type="dxa" w:w="100"/>
-              <w:bottom w:type="dxa" w:w="60"/>
-              <w:right w:type="dxa" w:w="100"/>
-            </w:tcMar>
-          </w:tcPr>
-          <w:p>
-            <w:r>
-              <w:rPr>
-                <w:b/>
-                <w:bCs/>
-                <w:sz w:val="20"/>
-                <w:szCs w:val="20"/>
-              </w:rPr>
-              <w:t xml:space="preserve">Last 100 episodes</w:t>
-            </w:r>
-          </w:p>
-        </w:tc>
-      </w:tr>
-      <w:tr>
-        <w:tc>
-          <w:tcPr>
-            <w:tcW w:type="pct" w:w="33%"/>
-            <w:tcMar>
-              <w:top w:type="dxa" w:w="60"/>
-              <w:left w:type="dxa" w:w="100"/>
-              <w:bottom w:type="dxa" w:w="60"/>
-              <w:right w:type="dxa" w:w="100"/>
-            </w:tcMar>
-          </w:tcPr>
-          <w:p>
-            <w:r>
-              <w:rPr>
-                <w:b w:val="false"/>
-                <w:bCs w:val="false"/>
-                <w:sz w:val="20"/>
-                <w:szCs w:val="20"/>
-              </w:rPr>
-              <w:t xml:space="preserve">Average reward</w:t>
-            </w:r>
-          </w:p>
-        </w:tc>
-        <w:tc>
-          <w:tcPr>
-            <w:tcW w:type="pct" w:w="33%"/>
-            <w:tcMar>
-              <w:top w:type="dxa" w:w="60"/>
-              <w:left w:type="dxa" w:w="100"/>
-              <w:bottom w:type="dxa" w:w="60"/>
-              <w:right w:type="dxa" w:w="100"/>
-            </w:tcMar>
-          </w:tcPr>
-          <w:p>
-            <w:r>
-              <w:rPr>
-                <w:b w:val="false"/>
-                <w:bCs w:val="false"/>
-                <w:sz w:val="20"/>
-                <w:szCs w:val="20"/>
-              </w:rPr>
-              <w:t xml:space="preserve">-1.8</w:t>
-            </w:r>
-          </w:p>
-        </w:tc>
-        <w:tc>
-          <w:tcPr>
-            <w:tcW w:type="pct" w:w="33%"/>
-            <w:tcMar>
-              <w:top w:type="dxa" w:w="60"/>
-              <w:left w:type="dxa" w:w="100"/>
-              <w:bottom w:type="dxa" w:w="60"/>
-              <w:right w:type="dxa" w:w="100"/>
-            </w:tcMar>
-          </w:tcPr>
-          <w:p>
-            <w:r>
-              <w:rPr>
-                <w:b w:val="false"/>
-                <w:bCs w:val="false"/>
-                <w:sz w:val="20"/>
-                <w:szCs w:val="20"/>
-              </w:rPr>
-              <w:t xml:space="preserve">0.84</w:t>
-            </w:r>
-          </w:p>
-        </w:tc>
-      </w:tr>
-      <w:tr>
-        <w:tc>
-          <w:tcPr>
-            <w:tcW w:type="pct" w:w="33%"/>
-            <w:tcMar>
-              <w:top w:type="dxa" w:w="60"/>
-              <w:left w:type="dxa" w:w="100"/>
-              <w:bottom w:type="dxa" w:w="60"/>
-              <w:right w:type="dxa" w:w="100"/>
-            </w:tcMar>
-          </w:tcPr>
-          <w:p>
-            <w:r>
-              <w:rPr>
-                <w:b w:val="false"/>
-                <w:bCs w:val="false"/>
-                <w:sz w:val="20"/>
-                <w:szCs w:val="20"/>
-              </w:rPr>
-              <w:t xml:space="preserve">Average steps</w:t>
-            </w:r>
-          </w:p>
-        </w:tc>
-        <w:tc>
-          <w:tcPr>
-            <w:tcW w:type="pct" w:w="33%"/>
-            <w:tcMar>
-              <w:top w:type="dxa" w:w="60"/>
-              <w:left w:type="dxa" w:w="100"/>
-              <w:bottom w:type="dxa" w:w="60"/>
-              <w:right w:type="dxa" w:w="100"/>
-            </w:tcMar>
-          </w:tcPr>
-          <w:p>
-            <w:r>
-              <w:rPr>
-                <w:b w:val="false"/>
-                <w:bCs w:val="false"/>
-                <w:sz w:val="20"/>
-                <w:szCs w:val="20"/>
-              </w:rPr>
-              <w:t xml:space="preserve">57</w:t>
-            </w:r>
-          </w:p>
-        </w:tc>
-        <w:tc>
-          <w:tcPr>
-            <w:tcW w:type="pct" w:w="33%"/>
-            <w:tcMar>
-              <w:top w:type="dxa" w:w="60"/>
-              <w:left w:type="dxa" w:w="100"/>
-              <w:bottom w:type="dxa" w:w="60"/>
-              <w:right w:type="dxa" w:w="100"/>
-            </w:tcMar>
-          </w:tcPr>
-          <w:p>
-            <w:r>
-              <w:rPr>
-                <w:b w:val="false"/>
-                <w:bCs w:val="false"/>
-                <w:sz w:val="20"/>
-                <w:szCs w:val="20"/>
-              </w:rPr>
-              <w:t xml:space="preserve">15</w:t>
-            </w:r>
-          </w:p>
-        </w:tc>
-      </w:tr>
-      <w:tr>
-        <w:tc>
-          <w:tcPr>
-            <w:tcW w:type="pct" w:w="33%"/>
-            <w:tcMar>
-              <w:top w:type="dxa" w:w="60"/>
-              <w:left w:type="dxa" w:w="100"/>
-              <w:bottom w:type="dxa" w:w="60"/>
-              <w:right w:type="dxa" w:w="100"/>
-            </w:tcMar>
-          </w:tcPr>
-          <w:p>
-            <w:r>
-              <w:rPr>
-                <w:b w:val="false"/>
-                <w:bCs w:val="false"/>
-                <w:sz w:val="20"/>
-                <w:szCs w:val="20"/>
-              </w:rPr>
-              <w:t xml:space="preserve">Success rate</w:t>
-            </w:r>
-          </w:p>
-        </w:tc>
-        <w:tc>
-          <w:tcPr>
-            <w:tcW w:type="pct" w:w="33%"/>
-            <w:tcMar>
-              <w:top w:type="dxa" w:w="60"/>
-              <w:left w:type="dxa" w:w="100"/>
-              <w:bottom w:type="dxa" w:w="60"/>
-              <w:right w:type="dxa" w:w="100"/>
-            </w:tcMar>
-          </w:tcPr>
-          <w:p>
-            <w:r>
-              <w:rPr>
-                <w:b w:val="false"/>
-                <w:bCs w:val="false"/>
-                <w:sz w:val="20"/>
-                <w:szCs w:val="20"/>
-              </w:rPr>
-              <w:t xml:space="preserve">52%</w:t>
-            </w:r>
-          </w:p>
-        </w:tc>
-        <w:tc>
-          <w:tcPr>
-            <w:tcW w:type="pct" w:w="33%"/>
-            <w:tcMar>
-              <w:top w:type="dxa" w:w="60"/>
-              <w:left w:type="dxa" w:w="100"/>
-              <w:bottom w:type="dxa" w:w="60"/>
-              <w:right w:type="dxa" w:w="100"/>
-            </w:tcMar>
-          </w:tcPr>
-          <w:p>
-            <w:r>
-              <w:rPr>
-                <w:b w:val="false"/>
-                <w:bCs w:val="false"/>
-                <w:sz w:val="20"/>
-                <w:szCs w:val="20"/>
-              </w:rPr>
-              <w:t xml:space="preserve">100%</w:t>
-            </w:r>
-          </w:p>
-        </w:tc>
-      </w:tr>
-    </w:tbl>
+    <w:p>
+      <w:pPr>
+        <w:tabs>
+          <w:tab w:val="left" w:pos="4320"/>
+          <w:tab w:val="left" w:pos="6840"/>
+        </w:tabs>
+        <w:spacing w:after="40" w:line="264"/>
+      </w:pPr>
+      <w:r>
+        <w:rPr>
+          <w:b/>
+          <w:bCs/>
+          <w:sz w:val="21"/>
+          <w:szCs w:val="21"/>
+        </w:rPr>
+        <w:t xml:space="preserve">Metric	First 100 episodes	Last 100 episodes</w:t>
+      </w:r>
+    </w:p>
+    <w:p>
+      <w:pPr>
+        <w:tabs>
+          <w:tab w:val="left" w:pos="4320"/>
+          <w:tab w:val="left" w:pos="6840"/>
+        </w:tabs>
+        <w:spacing w:after="40" w:line="264"/>
+      </w:pPr>
+      <w:r>
+        <w:rPr>
+          <w:b w:val="false"/>
+          <w:bCs w:val="false"/>
+          <w:sz w:val="21"/>
+          <w:szCs w:val="21"/>
+        </w:rPr>
+        <w:t xml:space="preserve">Average reward	-1.8	0.84</w:t>
+      </w:r>
+    </w:p>
+    <w:p>
+      <w:pPr>
+        <w:tabs>
+          <w:tab w:val="left" w:pos="4320"/>
+          <w:tab w:val="left" w:pos="6840"/>
+        </w:tabs>
+        <w:spacing w:after="40" w:line="264"/>
+      </w:pPr>
+      <w:r>
+        <w:rPr>
+          <w:b w:val="false"/>
+          <w:bCs w:val="false"/>
+          <w:sz w:val="21"/>
+          <w:szCs w:val="21"/>
+        </w:rPr>
+        <w:t xml:space="preserve">Average steps	57	15</w:t>
+      </w:r>
+    </w:p>
+    <w:p>
+      <w:pPr>
+        <w:tabs>
+          <w:tab w:val="left" w:pos="4320"/>
+          <w:tab w:val="left" w:pos="6840"/>
+        </w:tabs>
+        <w:spacing w:after="40" w:line="264"/>
+      </w:pPr>
+      <w:r>
+        <w:rPr>
+          <w:b w:val="false"/>
+          <w:bCs w:val="false"/>
+          <w:sz w:val="21"/>
+          <w:szCs w:val="21"/>
+        </w:rPr>
+        <w:t xml:space="preserve">Success rate	52%	100%</w:t>
+      </w:r>
+    </w:p>
     <w:p>
       <w:pPr>
         <w:spacing w:after="120"/>
@@ -1661,207 +1025,74 @@
         <w:t xml:space="preserve">After training, the Q-table is saved to a JSON file. The evaluation mode loads this saved table and runs the policy greedily, with no exploration, so that the pure learned behaviour can be measured. Running 100 evaluation episodes, the agent reached the goal in 100% of them, using on average 14 steps and obtaining an average reward of 0.87. Because both the environment and the greedy policy are deterministic, every evaluation episode follows the same optimal path, which demonstrates that the learned policy is stable. The results are exported to a CSV file for further analysis.</w:t>
       </w:r>
     </w:p>
-    <w:tbl>
-      <w:tblPr>
-        <w:tblW w:type="pct" w:w="100%"/>
-        <w:tblBorders>
-          <w:top w:val="single" w:color="auto" w:sz="4"/>
-          <w:left w:val="single" w:color="auto" w:sz="4"/>
-          <w:bottom w:val="single" w:color="auto" w:sz="4"/>
-          <w:right w:val="single" w:color="auto" w:sz="4"/>
-          <w:insideH w:val="single" w:color="auto" w:sz="4"/>
-          <w:insideV w:val="single" w:color="auto" w:sz="4"/>
-        </w:tblBorders>
-      </w:tblPr>
-      <w:tblGrid>
-        <w:gridCol w:w="100"/>
-        <w:gridCol w:w="100"/>
-      </w:tblGrid>
-      <w:tr>
-        <w:tc>
-          <w:tcPr>
-            <w:tcW w:type="pct" w:w="33%"/>
-            <w:tcMar>
-              <w:top w:type="dxa" w:w="60"/>
-              <w:left w:type="dxa" w:w="100"/>
-              <w:bottom w:type="dxa" w:w="60"/>
-              <w:right w:type="dxa" w:w="100"/>
-            </w:tcMar>
-          </w:tcPr>
-          <w:p>
-            <w:r>
-              <w:rPr>
-                <w:b/>
-                <w:bCs/>
-                <w:sz w:val="20"/>
-                <w:szCs w:val="20"/>
-              </w:rPr>
-              <w:t xml:space="preserve">Evaluation metric</w:t>
-            </w:r>
-          </w:p>
-        </w:tc>
-        <w:tc>
-          <w:tcPr>
-            <w:tcW w:type="pct" w:w="33%"/>
-            <w:tcMar>
-              <w:top w:type="dxa" w:w="60"/>
-              <w:left w:type="dxa" w:w="100"/>
-              <w:bottom w:type="dxa" w:w="60"/>
-              <w:right w:type="dxa" w:w="100"/>
-            </w:tcMar>
-          </w:tcPr>
-          <w:p>
-            <w:r>
-              <w:rPr>
-                <w:b/>
-                <w:bCs/>
-                <w:sz w:val="20"/>
-                <w:szCs w:val="20"/>
-              </w:rPr>
-              <w:t xml:space="preserve">Value</w:t>
-            </w:r>
-          </w:p>
-        </w:tc>
-      </w:tr>
-      <w:tr>
-        <w:tc>
-          <w:tcPr>
-            <w:tcW w:type="pct" w:w="33%"/>
-            <w:tcMar>
-              <w:top w:type="dxa" w:w="60"/>
-              <w:left w:type="dxa" w:w="100"/>
-              <w:bottom w:type="dxa" w:w="60"/>
-              <w:right w:type="dxa" w:w="100"/>
-            </w:tcMar>
-          </w:tcPr>
-          <w:p>
-            <w:r>
-              <w:rPr>
-                <w:b w:val="false"/>
-                <w:bCs w:val="false"/>
-                <w:sz w:val="20"/>
-                <w:szCs w:val="20"/>
-              </w:rPr>
-              <w:t xml:space="preserve">Success rate</w:t>
-            </w:r>
-          </w:p>
-        </w:tc>
-        <w:tc>
-          <w:tcPr>
-            <w:tcW w:type="pct" w:w="33%"/>
-            <w:tcMar>
-              <w:top w:type="dxa" w:w="60"/>
-              <w:left w:type="dxa" w:w="100"/>
-              <w:bottom w:type="dxa" w:w="60"/>
-              <w:right w:type="dxa" w:w="100"/>
-            </w:tcMar>
-          </w:tcPr>
-          <w:p>
-            <w:r>
-              <w:rPr>
-                <w:b w:val="false"/>
-                <w:bCs w:val="false"/>
-                <w:sz w:val="20"/>
-                <w:szCs w:val="20"/>
-              </w:rPr>
-              <w:t xml:space="preserve">100%</w:t>
-            </w:r>
-          </w:p>
-        </w:tc>
-      </w:tr>
-      <w:tr>
-        <w:tc>
-          <w:tcPr>
-            <w:tcW w:type="pct" w:w="33%"/>
-            <w:tcMar>
-              <w:top w:type="dxa" w:w="60"/>
-              <w:left w:type="dxa" w:w="100"/>
-              <w:bottom w:type="dxa" w:w="60"/>
-              <w:right w:type="dxa" w:w="100"/>
-            </w:tcMar>
-          </w:tcPr>
-          <w:p>
-            <w:r>
-              <w:rPr>
-                <w:b w:val="false"/>
-                <w:bCs w:val="false"/>
-                <w:sz w:val="20"/>
-                <w:szCs w:val="20"/>
-              </w:rPr>
-              <w:t xml:space="preserve">Average steps</w:t>
-            </w:r>
-          </w:p>
-        </w:tc>
-        <w:tc>
-          <w:tcPr>
-            <w:tcW w:type="pct" w:w="33%"/>
-            <w:tcMar>
-              <w:top w:type="dxa" w:w="60"/>
-              <w:left w:type="dxa" w:w="100"/>
-              <w:bottom w:type="dxa" w:w="60"/>
-              <w:right w:type="dxa" w:w="100"/>
-            </w:tcMar>
-          </w:tcPr>
-          <w:p>
-            <w:r>
-              <w:rPr>
-                <w:b w:val="false"/>
-                <w:bCs w:val="false"/>
-                <w:sz w:val="20"/>
-                <w:szCs w:val="20"/>
-              </w:rPr>
-              <w:t xml:space="preserve">14</w:t>
-            </w:r>
-          </w:p>
-        </w:tc>
-      </w:tr>
-      <w:tr>
-        <w:tc>
-          <w:tcPr>
-            <w:tcW w:type="pct" w:w="33%"/>
-            <w:tcMar>
-              <w:top w:type="dxa" w:w="60"/>
-              <w:left w:type="dxa" w:w="100"/>
-              <w:bottom w:type="dxa" w:w="60"/>
-              <w:right w:type="dxa" w:w="100"/>
-            </w:tcMar>
-          </w:tcPr>
-          <w:p>
-            <w:r>
-              <w:rPr>
-                <w:b w:val="false"/>
-                <w:bCs w:val="false"/>
-                <w:sz w:val="20"/>
-                <w:szCs w:val="20"/>
-              </w:rPr>
-              <w:t xml:space="preserve">Average reward</w:t>
-            </w:r>
-          </w:p>
-        </w:tc>
-        <w:tc>
-          <w:tcPr>
-            <w:tcW w:type="pct" w:w="33%"/>
-            <w:tcMar>
-              <w:top w:type="dxa" w:w="60"/>
-              <w:left w:type="dxa" w:w="100"/>
-              <w:bottom w:type="dxa" w:w="60"/>
-              <w:right w:type="dxa" w:w="100"/>
-            </w:tcMar>
-          </w:tcPr>
-          <w:p>
-            <w:r>
-              <w:rPr>
-                <w:b w:val="false"/>
-                <w:bCs w:val="false"/>
-                <w:sz w:val="20"/>
-                <w:szCs w:val="20"/>
-              </w:rPr>
-              <w:t xml:space="preserve">0.87</w:t>
-            </w:r>
-          </w:p>
-        </w:tc>
-      </w:tr>
-    </w:tbl>
+    <w:p>
+      <w:pPr>
+        <w:tabs>
+          <w:tab w:val="left" w:pos="4680"/>
+        </w:tabs>
+        <w:spacing w:after="40" w:line="264"/>
+      </w:pPr>
+      <w:r>
+        <w:rPr>
+          <w:b/>
+          <w:bCs/>
+          <w:sz w:val="21"/>
+          <w:szCs w:val="21"/>
+        </w:rPr>
+        <w:t xml:space="preserve">Evaluation metric	Value</w:t>
+      </w:r>
+    </w:p>
+    <w:p>
+      <w:pPr>
+        <w:tabs>
+          <w:tab w:val="left" w:pos="4680"/>
+        </w:tabs>
+        <w:spacing w:after="40" w:line="264"/>
+      </w:pPr>
+      <w:r>
+        <w:rPr>
+          <w:b w:val="false"/>
+          <w:bCs w:val="false"/>
+          <w:sz w:val="21"/>
+          <w:szCs w:val="21"/>
+        </w:rPr>
+        <w:t xml:space="preserve">Success rate	100%</w:t>
+      </w:r>
+    </w:p>
+    <w:p>
+      <w:pPr>
+        <w:tabs>
+          <w:tab w:val="left" w:pos="4680"/>
+        </w:tabs>
+        <w:spacing w:after="40" w:line="264"/>
+      </w:pPr>
+      <w:r>
+        <w:rPr>
+          <w:b w:val="false"/>
+          <w:bCs w:val="false"/>
+          <w:sz w:val="21"/>
+          <w:szCs w:val="21"/>
+        </w:rPr>
+        <w:t xml:space="preserve">Average steps	14</w:t>
+      </w:r>
+    </w:p>
+    <w:p>
+      <w:pPr>
+        <w:tabs>
+          <w:tab w:val="left" w:pos="4680"/>
+        </w:tabs>
+        <w:spacing w:after="40" w:line="264"/>
+      </w:pPr>
+      <w:r>
+        <w:rPr>
+          <w:b w:val="false"/>
+          <w:bCs w:val="false"/>
+          <w:sz w:val="21"/>
+          <w:szCs w:val="21"/>
+        </w:rPr>
+        <w:t xml:space="preserve">Average reward	0.87</w:t>
+      </w:r>
+    </w:p>
     <w:p>
       <w:pPr>
         <w:spacing w:after="120"/>
